--- a/Layouts/Nets0602.docx
+++ b/Layouts/Nets0602.docx
@@ -38,7 +38,7 @@
         </w:rPr>
         <w:t xml:space="preserve"> fra NETS</w:t>
       </w:r>
-      <w:bookmarkStart w:id="0" w:name="_GoBack"/>
+      <w:bookmarkStart w:name="_GoBack" w:id="0"/>
       <w:bookmarkEnd w:id="0"/>
     </w:p>
     <w:p/>
@@ -47,12 +47,12 @@
         <w:tblStyle w:val="Tabel-Gitter"/>
         <w:tblW w:w="9480" w:type="dxa"/>
         <w:tblBorders>
-          <w:top w:val="none" w:sz="0" w:space="0" w:color="auto"/>
-          <w:left w:val="none" w:sz="0" w:space="0" w:color="auto"/>
-          <w:bottom w:val="none" w:sz="0" w:space="0" w:color="auto"/>
-          <w:right w:val="none" w:sz="0" w:space="0" w:color="auto"/>
-          <w:insideH w:val="none" w:sz="0" w:space="0" w:color="auto"/>
-          <w:insideV w:val="none" w:sz="0" w:space="0" w:color="auto"/>
+          <w:top w:val="none" w:color="auto" w:sz="0" w:space="0"/>
+          <w:left w:val="none" w:color="auto" w:sz="0" w:space="0"/>
+          <w:bottom w:val="none" w:color="auto" w:sz="0" w:space="0"/>
+          <w:right w:val="none" w:color="auto" w:sz="0" w:space="0"/>
+          <w:insideH w:val="none" w:color="auto" w:sz="0" w:space="0"/>
+          <w:insideV w:val="none" w:color="auto" w:sz="0" w:space="0"/>
         </w:tblBorders>
         <w:tblLook w:val="04A0" w:firstRow="1" w:lastRow="0" w:firstColumn="1" w:lastColumn="0" w:noHBand="0" w:noVBand="1"/>
       </w:tblPr>
@@ -183,9 +183,9 @@
             <w:szCs w:val="20"/>
           </w:rPr>
           <w:alias w:val="#Nav: /CSV_Buffer"/>
-          <w:tag w:val="#Nav: SVA Import NETS/50045"/>
+          <w:tag w:val="#Nav: SVA Import NETS/50025"/>
           <w:id w:val="922916542"/>
-          <w15:dataBinding w:prefixMappings="xmlns:ns0='urn:microsoft-dynamics-nav/reports/SVA Import NETS/50045/' " w:xpath="/ns0:NavWordReportXmlPart[1]/ns0:CSV_Buffer" w:storeItemID="{B9312AF4-7BCE-4E05-886C-B6D42A5B5770}"/>
+          <w15:dataBinding w:prefixMappings="xmlns:ns0='urn:microsoft-dynamics-nav/reports/SVA Import NETS/50025/'" w:xpath="/ns0:NavWordReportXmlPart[1]/ns0:CSV_Buffer" w:storeItemID="{B9312AF4-7BCE-4E05-886C-B6D42A5B5770}"/>
           <w15:repeatingSection/>
         </w:sdtPr>
         <w:sdtEndPr/>
@@ -212,12 +212,12 @@
                       <w:szCs w:val="20"/>
                     </w:rPr>
                     <w:alias w:val="#Nav: /CSV_Buffer/Account"/>
-                    <w:tag w:val="#Nav: SVA Import NETS/50045"/>
+                    <w:tag w:val="#Nav: SVA Import NETS/50025"/>
                     <w:id w:val="1774819732"/>
                     <w:placeholder>
                       <w:docPart w:val="DefaultPlaceholder_-1854013440"/>
                     </w:placeholder>
-                    <w:dataBinding w:prefixMappings="xmlns:ns0='urn:microsoft-dynamics-nav/reports/SVA Import NETS/50045/'" w:xpath="/ns0:NavWordReportXmlPart[1]/ns0:CSV_Buffer[1]/ns0:Account[1]" w:storeItemID="{B9312AF4-7BCE-4E05-886C-B6D42A5B5770}"/>
+                    <w:dataBinding w:prefixMappings="xmlns:ns0='urn:microsoft-dynamics-nav/reports/SVA Import NETS/50025/'" w:xpath="/ns0:NavWordReportXmlPart[1]/ns0:CSV_Buffer[1]/ns0:Account[1]" w:storeItemID="{B9312AF4-7BCE-4E05-886C-B6D42A5B5770}"/>
                     <w:text/>
                   </w:sdtPr>
                   <w:sdtEndPr/>
@@ -251,12 +251,12 @@
                       <w:szCs w:val="20"/>
                     </w:rPr>
                     <w:alias w:val="#Nav: /CSV_Buffer/Name"/>
-                    <w:tag w:val="#Nav: SVA Import NETS/50045"/>
+                    <w:tag w:val="#Nav: SVA Import NETS/50025"/>
                     <w:id w:val="318616780"/>
                     <w:placeholder>
                       <w:docPart w:val="DefaultPlaceholder_-1854013440"/>
                     </w:placeholder>
-                    <w:dataBinding w:prefixMappings="xmlns:ns0='urn:microsoft-dynamics-nav/reports/SVA Import NETS/50045/'" w:xpath="/ns0:NavWordReportXmlPart[1]/ns0:CSV_Buffer[1]/ns0:Name[1]" w:storeItemID="{B9312AF4-7BCE-4E05-886C-B6D42A5B5770}"/>
+                    <w:dataBinding w:prefixMappings="xmlns:ns0='urn:microsoft-dynamics-nav/reports/SVA Import NETS/50025/'" w:xpath="/ns0:NavWordReportXmlPart[1]/ns0:CSV_Buffer[1]/ns0:Name[1]" w:storeItemID="{B9312AF4-7BCE-4E05-886C-B6D42A5B5770}"/>
                     <w:text/>
                   </w:sdtPr>
                   <w:sdtEndPr/>
@@ -290,12 +290,12 @@
                       <w:szCs w:val="20"/>
                     </w:rPr>
                     <w:alias w:val="#Nav: /CSV_Buffer/Payment"/>
-                    <w:tag w:val="#Nav: SVA Import NETS/50045"/>
+                    <w:tag w:val="#Nav: SVA Import NETS/50025"/>
                     <w:id w:val="1586026967"/>
                     <w:placeholder>
                       <w:docPart w:val="DefaultPlaceholder_-1854013440"/>
                     </w:placeholder>
-                    <w:dataBinding w:prefixMappings="xmlns:ns0='urn:microsoft-dynamics-nav/reports/SVA Import NETS/50045/'" w:xpath="/ns0:NavWordReportXmlPart[1]/ns0:CSV_Buffer[1]/ns0:Payment[1]" w:storeItemID="{B9312AF4-7BCE-4E05-886C-B6D42A5B5770}"/>
+                    <w:dataBinding w:prefixMappings="xmlns:ns0='urn:microsoft-dynamics-nav/reports/SVA Import NETS/50025/'" w:xpath="/ns0:NavWordReportXmlPart[1]/ns0:CSV_Buffer[1]/ns0:Payment[1]" w:storeItemID="{B9312AF4-7BCE-4E05-886C-B6D42A5B5770}"/>
                     <w:text/>
                   </w:sdtPr>
                   <w:sdtEndPr/>
@@ -329,12 +329,12 @@
                       <w:szCs w:val="20"/>
                     </w:rPr>
                     <w:alias w:val="#Nav: /CSV_Buffer/Invoice"/>
-                    <w:tag w:val="#Nav: SVA Import NETS/50045"/>
+                    <w:tag w:val="#Nav: SVA Import NETS/50025"/>
                     <w:id w:val="1886455522"/>
                     <w:placeholder>
                       <w:docPart w:val="DefaultPlaceholder_-1854013440"/>
                     </w:placeholder>
-                    <w:dataBinding w:prefixMappings="xmlns:ns0='urn:microsoft-dynamics-nav/reports/SVA Import NETS/50045/'" w:xpath="/ns0:NavWordReportXmlPart[1]/ns0:CSV_Buffer[1]/ns0:Invoice[1]" w:storeItemID="{B9312AF4-7BCE-4E05-886C-B6D42A5B5770}"/>
+                    <w:dataBinding w:prefixMappings="xmlns:ns0='urn:microsoft-dynamics-nav/reports/SVA Import NETS/50025/'" w:xpath="/ns0:NavWordReportXmlPart[1]/ns0:CSV_Buffer[1]/ns0:Invoice[1]" w:storeItemID="{B9312AF4-7BCE-4E05-886C-B6D42A5B5770}"/>
                     <w:text/>
                   </w:sdtPr>
                   <w:sdtEndPr/>
@@ -368,12 +368,12 @@
                       <w:szCs w:val="20"/>
                     </w:rPr>
                     <w:alias w:val="#Nav: /CSV_Buffer/Amount"/>
-                    <w:tag w:val="#Nav: SVA Import NETS/50045"/>
+                    <w:tag w:val="#Nav: SVA Import NETS/50025"/>
                     <w:id w:val="1730498490"/>
                     <w:placeholder>
                       <w:docPart w:val="DefaultPlaceholder_-1854013440"/>
                     </w:placeholder>
-                    <w:dataBinding w:prefixMappings="xmlns:ns0='urn:microsoft-dynamics-nav/reports/SVA Import NETS/50045/'" w:xpath="/ns0:NavWordReportXmlPart[1]/ns0:CSV_Buffer[1]/ns0:Amount[1]" w:storeItemID="{B9312AF4-7BCE-4E05-886C-B6D42A5B5770}"/>
+                    <w:dataBinding w:prefixMappings="xmlns:ns0='urn:microsoft-dynamics-nav/reports/SVA Import NETS/50025/'" w:xpath="/ns0:NavWordReportXmlPart[1]/ns0:CSV_Buffer[1]/ns0:Amount[1]" w:storeItemID="{B9312AF4-7BCE-4E05-886C-B6D42A5B5770}"/>
                     <w:text/>
                   </w:sdtPr>
                   <w:sdtEndPr/>
@@ -1748,13 +1748,17 @@
 </a:theme>
 </file>
 
-<file path=customXml/item1.xml>��< ? x m l   v e r s i o n = " 1 . 0 "   e n c o d i n g = " u t f - 1 6 " ? > < N a v W o r d R e p o r t X m l P a r t   x m l n s = " u r n : m i c r o s o f t - d y n a m i c s - n a v / r e p o r t s / S V A   I m p o r t   N E T S / 5 0 0 4 5 / " > +<file path=customXML/item2.xml>��< ? x m l   v e r s i o n = " 1 . 0 "   e n c o d i n g = " u t f - 1 6 " ? > + 
+ < N a v W o r d R e p o r t X m l P a r t   x m l n s = " u r n : m i c r o s o f t - d y n a m i c s - n a v / r e p o r t s / S V A   I m p o r t   N E T S / 5 0 0 2 5 / " >   
      < C S V _ B u f f e r >   
          < A c c o u n t > A c c o u n t < / A c c o u n t >   
          < A m o u n t > A m o u n t < / A m o u n t > + 
+         < C o m p a n y N a m e > C o m p a n y N a m e < / C o m p a n y N a m e >   
          < I n v o i c e > I n v o i c e < / I n v o i c e >   
@@ -1765,12 +1769,4 @@
      < / C S V _ B u f f e r >   
  < / N a v W o r d R e p o r t X m l P a r t > 
-</file>
-
-<file path=customXml/itemProps1.xml><?xml version="1.0" encoding="utf-8"?>
-<ds:datastoreItem xmlns:ds="http://schemas.openxmlformats.org/officeDocument/2006/customXml" ds:itemID="{B9312AF4-7BCE-4E05-886C-B6D42A5B5770}">
-  <ds:schemaRefs>
-    <ds:schemaRef ds:uri="urn:microsoft-dynamics-nav/reports/SVA Import NETS/50045/"/>
-  </ds:schemaRefs>
-</ds:datastoreItem>
 </file>
--- a/Layouts/Nets0602.docx
+++ b/Layouts/Nets0602.docx
@@ -1,6 +1,6 @@
 
 <file path=word/document.xml><?xml version="1.0" encoding="utf-8"?>
-<w:document xmlns:wpc="http://schemas.microsoft.com/office/word/2010/wordprocessingCanvas" xmlns:cx="http://schemas.microsoft.com/office/drawing/2014/chartex" xmlns:cx1="http://schemas.microsoft.com/office/drawing/2015/9/8/chartex" xmlns:cx2="http://schemas.microsoft.com/office/drawing/2015/10/21/chartex" xmlns:cx3="http://schemas.microsoft.com/office/drawing/2016/5/9/chartex" xmlns:cx4="http://schemas.microsoft.com/office/drawing/2016/5/10/chartex" xmlns:cx5="http://schemas.microsoft.com/office/drawing/2016/5/11/chartex" xmlns:cx6="http://schemas.microsoft.com/office/drawing/2016/5/12/chartex" xmlns:cx7="http://schemas.microsoft.com/office/drawing/2016/5/13/chartex" xmlns:cx8="http://schemas.microsoft.com/office/drawing/2016/5/14/chartex" xmlns:mc="http://schemas.openxmlformats.org/markup-compatibility/2006" xmlns:aink="http://schemas.microsoft.com/office/drawing/2016/ink" xmlns:am3d="http://schemas.microsoft.com/office/drawing/2017/model3d" xmlns:o="urn:schemas-microsoft-com:office:office" xmlns:r="http://schemas.openxmlformats.org/officeDocument/2006/relationships" xmlns:m="http://schemas.openxmlformats.org/officeDocument/2006/math" xmlns:v="urn:schemas-microsoft-com:vml" xmlns:wp14="http://schemas.microsoft.com/office/word/2010/wordprocessingDrawing" xmlns:wp="http://schemas.openxmlformats.org/drawingml/2006/wordprocessingDrawing" xmlns:w10="urn:schemas-microsoft-com:office:word" xmlns:w="http://schemas.openxmlformats.org/wordprocessingml/2006/main" xmlns:w14="http://schemas.microsoft.com/office/word/2010/wordml" xmlns:w15="http://schemas.microsoft.com/office/word/2012/wordml" xmlns:w16cid="http://schemas.microsoft.com/office/word/2016/wordml/cid" xmlns:w16se="http://schemas.microsoft.com/office/word/2015/wordml/symex" xmlns:wpg="http://schemas.microsoft.com/office/word/2010/wordprocessingGroup" xmlns:wpi="http://schemas.microsoft.com/office/word/2010/wordprocessingInk" xmlns:wne="http://schemas.microsoft.com/office/word/2006/wordml" xmlns:wps="http://schemas.microsoft.com/office/word/2010/wordprocessingShape" mc:Ignorable="w14 w15 w16se w16cid wp14">
+<w:document xmlns:wpc="http://schemas.microsoft.com/office/word/2010/wordprocessingCanvas" xmlns:cx="http://schemas.microsoft.com/office/drawing/2014/chartex" xmlns:cx1="http://schemas.microsoft.com/office/drawing/2015/9/8/chartex" xmlns:cx2="http://schemas.microsoft.com/office/drawing/2015/10/21/chartex" xmlns:cx3="http://schemas.microsoft.com/office/drawing/2016/5/9/chartex" xmlns:cx4="http://schemas.microsoft.com/office/drawing/2016/5/10/chartex" xmlns:cx5="http://schemas.microsoft.com/office/drawing/2016/5/11/chartex" xmlns:cx6="http://schemas.microsoft.com/office/drawing/2016/5/12/chartex" xmlns:cx7="http://schemas.microsoft.com/office/drawing/2016/5/13/chartex" xmlns:cx8="http://schemas.microsoft.com/office/drawing/2016/5/14/chartex" xmlns:mc="http://schemas.openxmlformats.org/markup-compatibility/2006" xmlns:aink="http://schemas.microsoft.com/office/drawing/2016/ink" xmlns:am3d="http://schemas.microsoft.com/office/drawing/2017/model3d" xmlns:o="urn:schemas-microsoft-com:office:office" xmlns:r="http://schemas.openxmlformats.org/officeDocument/2006/relationships" xmlns:m="http://schemas.openxmlformats.org/officeDocument/2006/math" xmlns:v="urn:schemas-microsoft-com:vml" xmlns:wp14="http://schemas.microsoft.com/office/word/2010/wordprocessingDrawing" xmlns:wp="http://schemas.openxmlformats.org/drawingml/2006/wordprocessingDrawing" xmlns:w10="urn:schemas-microsoft-com:office:word" xmlns:w="http://schemas.openxmlformats.org/wordprocessingml/2006/main" xmlns:w14="http://schemas.microsoft.com/office/word/2010/wordml" xmlns:w15="http://schemas.microsoft.com/office/word/2012/wordml" xmlns:w16cex="http://schemas.microsoft.com/office/word/2018/wordml/cex" xmlns:w16cid="http://schemas.microsoft.com/office/word/2016/wordml/cid" xmlns:w16="http://schemas.microsoft.com/office/word/2018/wordml" xmlns:w16se="http://schemas.microsoft.com/office/word/2015/wordml/symex" xmlns:wpg="http://schemas.microsoft.com/office/word/2010/wordprocessingGroup" xmlns:wpi="http://schemas.microsoft.com/office/word/2010/wordprocessingInk" xmlns:wne="http://schemas.microsoft.com/office/word/2006/wordml" xmlns:wps="http://schemas.microsoft.com/office/word/2010/wordprocessingShape" mc:Ignorable="w14 w15 w16se w16cid w16 w16cex wp14">
   <w:body>
     <w:p>
       <w:pPr>
@@ -38,14 +38,12 @@
         </w:rPr>
         <w:t xml:space="preserve"> fra NETS</w:t>
       </w:r>
-      <w:bookmarkStart w:name="_GoBack" w:id="0"/>
-      <w:bookmarkEnd w:id="0"/>
     </w:p>
     <w:p/>
     <w:tbl>
       <w:tblPr>
         <w:tblStyle w:val="Tabel-Gitter"/>
-        <w:tblW w:w="9480" w:type="dxa"/>
+        <w:tblW w:w="9196" w:type="dxa"/>
         <w:tblBorders>
           <w:top w:val="none" w:color="auto" w:sz="0" w:space="0"/>
           <w:left w:val="none" w:color="auto" w:sz="0" w:space="0"/>
@@ -58,8 +56,8 @@
       </w:tblPr>
       <w:tblGrid>
         <w:gridCol w:w="1134"/>
-        <w:gridCol w:w="3686"/>
-        <w:gridCol w:w="1701"/>
+        <w:gridCol w:w="2977"/>
+        <w:gridCol w:w="2126"/>
         <w:gridCol w:w="1566"/>
         <w:gridCol w:w="1393"/>
       </w:tblGrid>
@@ -88,7 +86,7 @@
         </w:tc>
         <w:tc>
           <w:tcPr>
-            <w:tcW w:w="3686" w:type="dxa"/>
+            <w:tcW w:w="2977" w:type="dxa"/>
           </w:tcPr>
           <w:p>
             <w:pPr>
@@ -110,7 +108,7 @@
         </w:tc>
         <w:tc>
           <w:tcPr>
-            <w:tcW w:w="1701" w:type="dxa"/>
+            <w:tcW w:w="2126" w:type="dxa"/>
           </w:tcPr>
           <w:p>
             <w:pPr>
@@ -185,7 +183,7 @@
           <w:alias w:val="#Nav: /CSV_Buffer"/>
           <w:tag w:val="#Nav: SVA Import NETS/50025"/>
           <w:id w:val="922916542"/>
-          <w15:dataBinding w:prefixMappings="xmlns:ns0='urn:microsoft-dynamics-nav/reports/SVA Import NETS/50025/'" w:xpath="/ns0:NavWordReportXmlPart[1]/ns0:CSV_Buffer" w:storeItemID="{B9312AF4-7BCE-4E05-886C-B6D42A5B5770}"/>
+          <w15:dataBinding w:prefixMappings="xmlns:ns0='urn:microsoft-dynamics-nav/reports/SVA Import NETS/50025/'" w:xpath="/ns0:NavWordReportXmlPart[1]/ns0:CSV_Buffer" w:storeItemID="{D0DF5E0F-5CBE-489D-B861-46F6AC9F86D9}"/>
           <w15:repeatingSection/>
         </w:sdtPr>
         <w:sdtEndPr/>
@@ -217,7 +215,7 @@
                     <w:placeholder>
                       <w:docPart w:val="DefaultPlaceholder_-1854013440"/>
                     </w:placeholder>
-                    <w:dataBinding w:prefixMappings="xmlns:ns0='urn:microsoft-dynamics-nav/reports/SVA Import NETS/50025/'" w:xpath="/ns0:NavWordReportXmlPart[1]/ns0:CSV_Buffer[1]/ns0:Account[1]" w:storeItemID="{B9312AF4-7BCE-4E05-886C-B6D42A5B5770}"/>
+                    <w:dataBinding w:prefixMappings="xmlns:ns0='urn:microsoft-dynamics-nav/reports/SVA Import NETS/50025/'" w:xpath="/ns0:NavWordReportXmlPart[1]/ns0:CSV_Buffer[1]/ns0:Account[1]" w:storeItemID="{D0DF5E0F-5CBE-489D-B861-46F6AC9F86D9}"/>
                     <w:text/>
                   </w:sdtPr>
                   <w:sdtEndPr/>
@@ -233,6 +231,7 @@
                             <w:szCs w:val="20"/>
                           </w:rPr>
                         </w:pPr>
+                        <w:proofErr w:type="spellStart"/>
                         <w:r>
                           <w:rPr>
                             <w:sz w:val="20"/>
@@ -240,6 +239,7 @@
                           </w:rPr>
                           <w:t>Account</w:t>
                         </w:r>
+                        <w:proofErr w:type="spellEnd"/>
                       </w:p>
                     </w:tc>
                   </w:sdtContent>
@@ -256,14 +256,14 @@
                     <w:placeholder>
                       <w:docPart w:val="DefaultPlaceholder_-1854013440"/>
                     </w:placeholder>
-                    <w:dataBinding w:prefixMappings="xmlns:ns0='urn:microsoft-dynamics-nav/reports/SVA Import NETS/50025/'" w:xpath="/ns0:NavWordReportXmlPart[1]/ns0:CSV_Buffer[1]/ns0:Name[1]" w:storeItemID="{B9312AF4-7BCE-4E05-886C-B6D42A5B5770}"/>
+                    <w:dataBinding w:prefixMappings="xmlns:ns0='urn:microsoft-dynamics-nav/reports/SVA Import NETS/50025/'" w:xpath="/ns0:NavWordReportXmlPart[1]/ns0:CSV_Buffer[1]/ns0:Name[1]" w:storeItemID="{D0DF5E0F-5CBE-489D-B861-46F6AC9F86D9}"/>
                     <w:text/>
                   </w:sdtPr>
                   <w:sdtEndPr/>
                   <w:sdtContent>
                     <w:tc>
                       <w:tcPr>
-                        <w:tcW w:w="3686" w:type="dxa"/>
+                        <w:tcW w:w="2977" w:type="dxa"/>
                       </w:tcPr>
                       <w:p>
                         <w:pPr>
@@ -272,6 +272,7 @@
                             <w:szCs w:val="20"/>
                           </w:rPr>
                         </w:pPr>
+                        <w:proofErr w:type="spellStart"/>
                         <w:r>
                           <w:rPr>
                             <w:sz w:val="20"/>
@@ -279,6 +280,7 @@
                           </w:rPr>
                           <w:t>Name</w:t>
                         </w:r>
+                        <w:proofErr w:type="spellEnd"/>
                       </w:p>
                     </w:tc>
                   </w:sdtContent>
@@ -295,14 +297,14 @@
                     <w:placeholder>
                       <w:docPart w:val="DefaultPlaceholder_-1854013440"/>
                     </w:placeholder>
-                    <w:dataBinding w:prefixMappings="xmlns:ns0='urn:microsoft-dynamics-nav/reports/SVA Import NETS/50025/'" w:xpath="/ns0:NavWordReportXmlPart[1]/ns0:CSV_Buffer[1]/ns0:Payment[1]" w:storeItemID="{B9312AF4-7BCE-4E05-886C-B6D42A5B5770}"/>
+                    <w:dataBinding w:prefixMappings="xmlns:ns0='urn:microsoft-dynamics-nav/reports/SVA Import NETS/50025/'" w:xpath="/ns0:NavWordReportXmlPart[1]/ns0:CSV_Buffer[1]/ns0:Payment[1]" w:storeItemID="{D0DF5E0F-5CBE-489D-B861-46F6AC9F86D9}"/>
                     <w:text/>
                   </w:sdtPr>
                   <w:sdtEndPr/>
                   <w:sdtContent>
                     <w:tc>
                       <w:tcPr>
-                        <w:tcW w:w="1701" w:type="dxa"/>
+                        <w:tcW w:w="2126" w:type="dxa"/>
                       </w:tcPr>
                       <w:p>
                         <w:pPr>
@@ -334,7 +336,7 @@
                     <w:placeholder>
                       <w:docPart w:val="DefaultPlaceholder_-1854013440"/>
                     </w:placeholder>
-                    <w:dataBinding w:prefixMappings="xmlns:ns0='urn:microsoft-dynamics-nav/reports/SVA Import NETS/50025/'" w:xpath="/ns0:NavWordReportXmlPart[1]/ns0:CSV_Buffer[1]/ns0:Invoice[1]" w:storeItemID="{B9312AF4-7BCE-4E05-886C-B6D42A5B5770}"/>
+                    <w:dataBinding w:prefixMappings="xmlns:ns0='urn:microsoft-dynamics-nav/reports/SVA Import NETS/50025/'" w:xpath="/ns0:NavWordReportXmlPart[1]/ns0:CSV_Buffer[1]/ns0:Invoice[1]" w:storeItemID="{D0DF5E0F-5CBE-489D-B861-46F6AC9F86D9}"/>
                     <w:text/>
                   </w:sdtPr>
                   <w:sdtEndPr/>
@@ -350,6 +352,7 @@
                             <w:szCs w:val="20"/>
                           </w:rPr>
                         </w:pPr>
+                        <w:proofErr w:type="spellStart"/>
                         <w:r>
                           <w:rPr>
                             <w:sz w:val="20"/>
@@ -357,6 +360,7 @@
                           </w:rPr>
                           <w:t>Invoice</w:t>
                         </w:r>
+                        <w:proofErr w:type="spellEnd"/>
                       </w:p>
                     </w:tc>
                   </w:sdtContent>
@@ -373,7 +377,7 @@
                     <w:placeholder>
                       <w:docPart w:val="DefaultPlaceholder_-1854013440"/>
                     </w:placeholder>
-                    <w:dataBinding w:prefixMappings="xmlns:ns0='urn:microsoft-dynamics-nav/reports/SVA Import NETS/50025/'" w:xpath="/ns0:NavWordReportXmlPart[1]/ns0:CSV_Buffer[1]/ns0:Amount[1]" w:storeItemID="{B9312AF4-7BCE-4E05-886C-B6D42A5B5770}"/>
+                    <w:dataBinding w:prefixMappings="xmlns:ns0='urn:microsoft-dynamics-nav/reports/SVA Import NETS/50025/'" w:xpath="/ns0:NavWordReportXmlPart[1]/ns0:CSV_Buffer[1]/ns0:Amount[1]" w:storeItemID="{D0DF5E0F-5CBE-489D-B861-46F6AC9F86D9}"/>
                     <w:text/>
                   </w:sdtPr>
                   <w:sdtEndPr/>
@@ -384,11 +388,13 @@
                       </w:tcPr>
                       <w:p>
                         <w:pPr>
+                          <w:jc w:val="right"/>
                           <w:rPr>
                             <w:sz w:val="20"/>
                             <w:szCs w:val="20"/>
                           </w:rPr>
                         </w:pPr>
+                        <w:proofErr w:type="spellStart"/>
                         <w:r>
                           <w:rPr>
                             <w:sz w:val="20"/>
@@ -396,6 +402,7 @@
                           </w:rPr>
                           <w:t>Amount</w:t>
                         </w:r>
+                        <w:proofErr w:type="spellEnd"/>
                       </w:p>
                     </w:tc>
                   </w:sdtContent>
@@ -418,7 +425,7 @@
 </file>
 
 <file path=word/styles.xml><?xml version="1.0" encoding="utf-8"?>
-<w:styles xmlns:mc="http://schemas.openxmlformats.org/markup-compatibility/2006" xmlns:r="http://schemas.openxmlformats.org/officeDocument/2006/relationships" xmlns:w="http://schemas.openxmlformats.org/wordprocessingml/2006/main" xmlns:w14="http://schemas.microsoft.com/office/word/2010/wordml" xmlns:w15="http://schemas.microsoft.com/office/word/2012/wordml" xmlns:w16cid="http://schemas.microsoft.com/office/word/2016/wordml/cid" xmlns:w16se="http://schemas.microsoft.com/office/word/2015/wordml/symex" mc:Ignorable="w14 w15 w16se w16cid">
+<w:styles xmlns:mc="http://schemas.openxmlformats.org/markup-compatibility/2006" xmlns:r="http://schemas.openxmlformats.org/officeDocument/2006/relationships" xmlns:w="http://schemas.openxmlformats.org/wordprocessingml/2006/main" xmlns:w14="http://schemas.microsoft.com/office/word/2010/wordml" xmlns:w15="http://schemas.microsoft.com/office/word/2012/wordml" xmlns:w16cex="http://schemas.microsoft.com/office/word/2018/wordml/cex" xmlns:w16cid="http://schemas.microsoft.com/office/word/2016/wordml/cid" xmlns:w16="http://schemas.microsoft.com/office/word/2018/wordml" xmlns:w16se="http://schemas.microsoft.com/office/word/2015/wordml/symex" mc:Ignorable="w14 w15 w16se w16cid w16 w16cex">
   <w:docDefaults>
     <w:rPrDefault>
       <w:rPr>
@@ -876,7 +883,7 @@
 </file>
 
 <file path=word/glossary/document.xml><?xml version="1.0" encoding="utf-8"?>
-<w:glossaryDocument xmlns:wpc="http://schemas.microsoft.com/office/word/2010/wordprocessingCanvas" xmlns:cx="http://schemas.microsoft.com/office/drawing/2014/chartex" xmlns:cx1="http://schemas.microsoft.com/office/drawing/2015/9/8/chartex" xmlns:cx2="http://schemas.microsoft.com/office/drawing/2015/10/21/chartex" xmlns:cx3="http://schemas.microsoft.com/office/drawing/2016/5/9/chartex" xmlns:cx4="http://schemas.microsoft.com/office/drawing/2016/5/10/chartex" xmlns:cx5="http://schemas.microsoft.com/office/drawing/2016/5/11/chartex" xmlns:cx6="http://schemas.microsoft.com/office/drawing/2016/5/12/chartex" xmlns:cx7="http://schemas.microsoft.com/office/drawing/2016/5/13/chartex" xmlns:cx8="http://schemas.microsoft.com/office/drawing/2016/5/14/chartex" xmlns:mc="http://schemas.openxmlformats.org/markup-compatibility/2006" xmlns:aink="http://schemas.microsoft.com/office/drawing/2016/ink" xmlns:am3d="http://schemas.microsoft.com/office/drawing/2017/model3d" xmlns:o="urn:schemas-microsoft-com:office:office" xmlns:r="http://schemas.openxmlformats.org/officeDocument/2006/relationships" xmlns:m="http://schemas.openxmlformats.org/officeDocument/2006/math" xmlns:v="urn:schemas-microsoft-com:vml" xmlns:wp14="http://schemas.microsoft.com/office/word/2010/wordprocessingDrawing" xmlns:wp="http://schemas.openxmlformats.org/drawingml/2006/wordprocessingDrawing" xmlns:w10="urn:schemas-microsoft-com:office:word" xmlns:w="http://schemas.openxmlformats.org/wordprocessingml/2006/main" xmlns:w14="http://schemas.microsoft.com/office/word/2010/wordml" xmlns:w15="http://schemas.microsoft.com/office/word/2012/wordml" xmlns:w16cid="http://schemas.microsoft.com/office/word/2016/wordml/cid" xmlns:w16se="http://schemas.microsoft.com/office/word/2015/wordml/symex" xmlns:wpg="http://schemas.microsoft.com/office/word/2010/wordprocessingGroup" xmlns:wpi="http://schemas.microsoft.com/office/word/2010/wordprocessingInk" xmlns:wne="http://schemas.microsoft.com/office/word/2006/wordml" xmlns:wps="http://schemas.microsoft.com/office/word/2010/wordprocessingShape" mc:Ignorable="w14 w15 w16se w16cid wp14">
+<w:glossaryDocument xmlns:wpc="http://schemas.microsoft.com/office/word/2010/wordprocessingCanvas" xmlns:cx="http://schemas.microsoft.com/office/drawing/2014/chartex" xmlns:cx1="http://schemas.microsoft.com/office/drawing/2015/9/8/chartex" xmlns:cx2="http://schemas.microsoft.com/office/drawing/2015/10/21/chartex" xmlns:cx3="http://schemas.microsoft.com/office/drawing/2016/5/9/chartex" xmlns:cx4="http://schemas.microsoft.com/office/drawing/2016/5/10/chartex" xmlns:cx5="http://schemas.microsoft.com/office/drawing/2016/5/11/chartex" xmlns:cx6="http://schemas.microsoft.com/office/drawing/2016/5/12/chartex" xmlns:cx7="http://schemas.microsoft.com/office/drawing/2016/5/13/chartex" xmlns:cx8="http://schemas.microsoft.com/office/drawing/2016/5/14/chartex" xmlns:mc="http://schemas.openxmlformats.org/markup-compatibility/2006" xmlns:aink="http://schemas.microsoft.com/office/drawing/2016/ink" xmlns:am3d="http://schemas.microsoft.com/office/drawing/2017/model3d" xmlns:o="urn:schemas-microsoft-com:office:office" xmlns:r="http://schemas.openxmlformats.org/officeDocument/2006/relationships" xmlns:m="http://schemas.openxmlformats.org/officeDocument/2006/math" xmlns:v="urn:schemas-microsoft-com:vml" xmlns:wp14="http://schemas.microsoft.com/office/word/2010/wordprocessingDrawing" xmlns:wp="http://schemas.openxmlformats.org/drawingml/2006/wordprocessingDrawing" xmlns:w10="urn:schemas-microsoft-com:office:word" xmlns:w="http://schemas.openxmlformats.org/wordprocessingml/2006/main" xmlns:w14="http://schemas.microsoft.com/office/word/2010/wordml" xmlns:w15="http://schemas.microsoft.com/office/word/2012/wordml" xmlns:w16cex="http://schemas.microsoft.com/office/word/2018/wordml/cex" xmlns:w16cid="http://schemas.microsoft.com/office/word/2016/wordml/cid" xmlns:w16="http://schemas.microsoft.com/office/word/2018/wordml" xmlns:w16se="http://schemas.microsoft.com/office/word/2015/wordml/symex" xmlns:wpg="http://schemas.microsoft.com/office/word/2010/wordprocessingGroup" xmlns:wpi="http://schemas.microsoft.com/office/word/2010/wordprocessingInk" xmlns:wne="http://schemas.microsoft.com/office/word/2006/wordml" xmlns:wps="http://schemas.microsoft.com/office/word/2010/wordprocessingShape" mc:Ignorable="w14 w15 w16se w16cid w16 w16cex wp14">
   <w:docParts>
     <w:docPart>
       <w:docPartPr>
@@ -935,13 +942,13 @@
 </file>
 
 <file path=word/glossary/fontTable.xml><?xml version="1.0" encoding="utf-8"?>
-<w:fonts xmlns:mc="http://schemas.openxmlformats.org/markup-compatibility/2006" xmlns:r="http://schemas.openxmlformats.org/officeDocument/2006/relationships" xmlns:w="http://schemas.openxmlformats.org/wordprocessingml/2006/main" xmlns:w14="http://schemas.microsoft.com/office/word/2010/wordml" xmlns:w15="http://schemas.microsoft.com/office/word/2012/wordml" xmlns:w16cid="http://schemas.microsoft.com/office/word/2016/wordml/cid" xmlns:w16se="http://schemas.microsoft.com/office/word/2015/wordml/symex" mc:Ignorable="w14 w15 w16se w16cid">
+<w:fonts xmlns:mc="http://schemas.openxmlformats.org/markup-compatibility/2006" xmlns:r="http://schemas.openxmlformats.org/officeDocument/2006/relationships" xmlns:w="http://schemas.openxmlformats.org/wordprocessingml/2006/main" xmlns:w14="http://schemas.microsoft.com/office/word/2010/wordml" xmlns:w15="http://schemas.microsoft.com/office/word/2012/wordml" xmlns:w16cex="http://schemas.microsoft.com/office/word/2018/wordml/cex" xmlns:w16cid="http://schemas.microsoft.com/office/word/2016/wordml/cid" xmlns:w16="http://schemas.microsoft.com/office/word/2018/wordml" xmlns:w16se="http://schemas.microsoft.com/office/word/2015/wordml/symex" mc:Ignorable="w14 w15 w16se w16cid w16 w16cex">
   <w:font w:name="Calibri">
     <w:panose1 w:val="020F0502020204030204"/>
     <w:charset w:val="00"/>
     <w:family w:val="swiss"/>
     <w:pitch w:val="variable"/>
-    <w:sig w:usb0="E0002EFF" w:usb1="C000247B" w:usb2="00000009" w:usb3="00000000" w:csb0="000001FF" w:csb1="00000000"/>
+    <w:sig w:usb0="E0002AFF" w:usb1="C000247B" w:usb2="00000009" w:usb3="00000000" w:csb0="000001FF" w:csb1="00000000"/>
   </w:font>
   <w:font w:name="Times New Roman">
     <w:panose1 w:val="02020603050405020304"/>
@@ -961,7 +968,7 @@
 </file>
 
 <file path=word/glossary/settings.xml><?xml version="1.0" encoding="utf-8"?>
-<w:settings xmlns:mc="http://schemas.openxmlformats.org/markup-compatibility/2006" xmlns:o="urn:schemas-microsoft-com:office:office" xmlns:r="http://schemas.openxmlformats.org/officeDocument/2006/relationships" xmlns:m="http://schemas.openxmlformats.org/officeDocument/2006/math" xmlns:v="urn:schemas-microsoft-com:vml" xmlns:w10="urn:schemas-microsoft-com:office:word" xmlns:w="http://schemas.openxmlformats.org/wordprocessingml/2006/main" xmlns:w14="http://schemas.microsoft.com/office/word/2010/wordml" xmlns:w15="http://schemas.microsoft.com/office/word/2012/wordml" xmlns:w16cid="http://schemas.microsoft.com/office/word/2016/wordml/cid" xmlns:w16se="http://schemas.microsoft.com/office/word/2015/wordml/symex" xmlns:sl="http://schemas.openxmlformats.org/schemaLibrary/2006/main" mc:Ignorable="w14 w15 w16se w16cid">
+<w:settings xmlns:mc="http://schemas.openxmlformats.org/markup-compatibility/2006" xmlns:o="urn:schemas-microsoft-com:office:office" xmlns:r="http://schemas.openxmlformats.org/officeDocument/2006/relationships" xmlns:m="http://schemas.openxmlformats.org/officeDocument/2006/math" xmlns:v="urn:schemas-microsoft-com:vml" xmlns:w10="urn:schemas-microsoft-com:office:word" xmlns:w="http://schemas.openxmlformats.org/wordprocessingml/2006/main" xmlns:w14="http://schemas.microsoft.com/office/word/2010/wordml" xmlns:w15="http://schemas.microsoft.com/office/word/2012/wordml" xmlns:w16cex="http://schemas.microsoft.com/office/word/2018/wordml/cex" xmlns:w16cid="http://schemas.microsoft.com/office/word/2016/wordml/cid" xmlns:w16="http://schemas.microsoft.com/office/word/2018/wordml" xmlns:w16se="http://schemas.microsoft.com/office/word/2015/wordml/symex" xmlns:sl="http://schemas.openxmlformats.org/schemaLibrary/2006/main" mc:Ignorable="w14 w15 w16se w16cid w16 w16cex">
   <w:view w:val="normal"/>
   <w:defaultTabStop w:val="1304"/>
   <w:hyphenationZone w:val="425"/>
@@ -978,7 +985,9 @@
   <w:rsids>
     <w:rsidRoot w:val="0001493C"/>
     <w:rsid w:val="0001493C"/>
+    <w:rsid w:val="001B149C"/>
     <w:rsid w:val="003B64B8"/>
+    <w:rsid w:val="005A14A8"/>
     <w:rsid w:val="007020DF"/>
     <w:rsid w:val="007C35BE"/>
     <w:rsid w:val="008B64B9"/>
@@ -1008,7 +1017,7 @@
 </file>
 
 <file path=word/glossary/styles.xml><?xml version="1.0" encoding="utf-8"?>
-<w:styles xmlns:mc="http://schemas.openxmlformats.org/markup-compatibility/2006" xmlns:r="http://schemas.openxmlformats.org/officeDocument/2006/relationships" xmlns:w="http://schemas.openxmlformats.org/wordprocessingml/2006/main" xmlns:w14="http://schemas.microsoft.com/office/word/2010/wordml" xmlns:w15="http://schemas.microsoft.com/office/word/2012/wordml" xmlns:w16cid="http://schemas.microsoft.com/office/word/2016/wordml/cid" xmlns:w16se="http://schemas.microsoft.com/office/word/2015/wordml/symex" mc:Ignorable="w14 w15 w16se w16cid">
+<w:styles xmlns:mc="http://schemas.openxmlformats.org/markup-compatibility/2006" xmlns:r="http://schemas.openxmlformats.org/officeDocument/2006/relationships" xmlns:w="http://schemas.openxmlformats.org/wordprocessingml/2006/main" xmlns:w14="http://schemas.microsoft.com/office/word/2010/wordml" xmlns:w15="http://schemas.microsoft.com/office/word/2012/wordml" xmlns:w16cex="http://schemas.microsoft.com/office/word/2018/wordml/cex" xmlns:w16cid="http://schemas.microsoft.com/office/word/2016/wordml/cid" xmlns:w16="http://schemas.microsoft.com/office/word/2018/wordml" xmlns:w16se="http://schemas.microsoft.com/office/word/2015/wordml/symex" mc:Ignorable="w14 w15 w16se w16cid w16 w16cex">
   <w:docDefaults>
     <w:rPrDefault>
       <w:rPr>
@@ -1447,7 +1456,7 @@
 </file>
 
 <file path=word/glossary/webSettings.xml><?xml version="1.0" encoding="utf-8"?>
-<w:webSettings xmlns:mc="http://schemas.openxmlformats.org/markup-compatibility/2006" xmlns:r="http://schemas.openxmlformats.org/officeDocument/2006/relationships" xmlns:w="http://schemas.openxmlformats.org/wordprocessingml/2006/main" xmlns:w14="http://schemas.microsoft.com/office/word/2010/wordml" xmlns:w15="http://schemas.microsoft.com/office/word/2012/wordml" xmlns:w16cid="http://schemas.microsoft.com/office/word/2016/wordml/cid" xmlns:w16se="http://schemas.microsoft.com/office/word/2015/wordml/symex" mc:Ignorable="w14 w15 w16se w16cid">
+<w:webSettings xmlns:mc="http://schemas.openxmlformats.org/markup-compatibility/2006" xmlns:r="http://schemas.openxmlformats.org/officeDocument/2006/relationships" xmlns:w="http://schemas.openxmlformats.org/wordprocessingml/2006/main" xmlns:w14="http://schemas.microsoft.com/office/word/2010/wordml" xmlns:w15="http://schemas.microsoft.com/office/word/2012/wordml" xmlns:w16cex="http://schemas.microsoft.com/office/word/2018/wordml/cex" xmlns:w16cid="http://schemas.microsoft.com/office/word/2016/wordml/cid" xmlns:w16="http://schemas.microsoft.com/office/word/2018/wordml" xmlns:w16se="http://schemas.microsoft.com/office/word/2015/wordml/symex" mc:Ignorable="w14 w15 w16se w16cid w16 w16cex">
   <w:optimizeForBrowser/>
   <w:allowPNG/>
 </w:webSettings>
@@ -1748,9 +1757,7 @@
 </a:theme>
 </file>
 
-<file path=customXML/item2.xml>��< ? x m l   v e r s i o n = " 1 . 0 "   e n c o d i n g = " u t f - 1 6 " ? > - 
- < N a v W o r d R e p o r t X m l P a r t   x m l n s = " u r n : m i c r o s o f t - d y n a m i c s - n a v / r e p o r t s / S V A   I m p o r t   N E T S / 5 0 0 2 5 / " > +<file path=customXml/item1.xml>��< ? x m l   v e r s i o n = " 1 . 0 "   e n c o d i n g = " u t f - 1 6 " ? > < N a v W o r d R e p o r t X m l P a r t   x m l n s = " u r n : m i c r o s o f t - d y n a m i c s - n a v / r e p o r t s / S V A   I m p o r t   N E T S / 5 0 0 2 5 / " >   
      < C S V _ B u f f e r >   
@@ -1769,4 +1776,12 @@
      < / C S V _ B u f f e r >   
  < / N a v W o r d R e p o r t X m l P a r t > 
+</file>
+
+<file path=customXml/itemProps1.xml><?xml version="1.0" encoding="utf-8"?>
+<ds:datastoreItem xmlns:ds="http://schemas.openxmlformats.org/officeDocument/2006/customXml" ds:itemID="{D0DF5E0F-5CBE-489D-B861-46F6AC9F86D9}">
+  <ds:schemaRefs>
+    <ds:schemaRef ds:uri="urn:microsoft-dynamics-nav/reports/SVA Import NETS/50025/"/>
+  </ds:schemaRefs>
+</ds:datastoreItem>
 </file>
--- a/Layouts/Nets0602.docx
+++ b/Layouts/Nets0602.docx
@@ -1757,7 +1757,9 @@
 </a:theme>
 </file>
 
-<file path=customXml/item1.xml>��< ? x m l   v e r s i o n = " 1 . 0 "   e n c o d i n g = " u t f - 1 6 " ? > < N a v W o r d R e p o r t X m l P a r t   x m l n s = " u r n : m i c r o s o f t - d y n a m i c s - n a v / r e p o r t s / S V A   I m p o r t   N E T S / 5 0 0 2 5 / " > +<file path=customXML/item2.xml>��< ? x m l   v e r s i o n = " 1 . 0 "   e n c o d i n g = " u t f - 1 6 " ? > + 
+ < N a v W o r d R e p o r t X m l P a r t   x m l n s = " u r n : m i c r o s o f t - d y n a m i c s - n a v / r e p o r t s / S V A   I m p o r t   N E T S / 5 0 0 2 5 / " >   
      < C S V _ B u f f e r >   
@@ -1776,12 +1778,4 @@
      < / C S V _ B u f f e r >   
  < / N a v W o r d R e p o r t X m l P a r t > 
-</file>
-
-<file path=customXml/itemProps1.xml><?xml version="1.0" encoding="utf-8"?>
-<ds:datastoreItem xmlns:ds="http://schemas.openxmlformats.org/officeDocument/2006/customXml" ds:itemID="{D0DF5E0F-5CBE-489D-B861-46F6AC9F86D9}">
-  <ds:schemaRefs>
-    <ds:schemaRef ds:uri="urn:microsoft-dynamics-nav/reports/SVA Import NETS/50025/"/>
-  </ds:schemaRefs>
-</ds:datastoreItem>
 </file>
--- a/Layouts/Nets0602.docx
+++ b/Layouts/Nets0602.docx
@@ -181,9 +181,9 @@
             <w:szCs w:val="20"/>
           </w:rPr>
           <w:alias w:val="#Nav: /CSV_Buffer"/>
-          <w:tag w:val="#Nav: SVA Import NETS/50025"/>
+          <w:tag w:val="#Nav: SVA_Import_NETS/50025"/>
           <w:id w:val="922916542"/>
-          <w15:dataBinding w:prefixMappings="xmlns:ns0='urn:microsoft-dynamics-nav/reports/SVA Import NETS/50025/'" w:xpath="/ns0:NavWordReportXmlPart[1]/ns0:CSV_Buffer" w:storeItemID="{D0DF5E0F-5CBE-489D-B861-46F6AC9F86D9}"/>
+          <w15:dataBinding w:prefixMappings="xmlns:ns0='urn:microsoft-dynamics-nav/reports/SVA_Import_NETS/50025/'" w:xpath="/ns0:NavWordReportXmlPart[1]/ns0:CSV_Buffer" w:storeItemID="{D0DF5E0F-5CBE-489D-B861-46F6AC9F86D9}"/>
           <w15:repeatingSection/>
         </w:sdtPr>
         <w:sdtEndPr/>
@@ -210,12 +210,12 @@
                       <w:szCs w:val="20"/>
                     </w:rPr>
                     <w:alias w:val="#Nav: /CSV_Buffer/Account"/>
-                    <w:tag w:val="#Nav: SVA Import NETS/50025"/>
+                    <w:tag w:val="#Nav: SVA_Import_NETS/50025"/>
                     <w:id w:val="1774819732"/>
                     <w:placeholder>
                       <w:docPart w:val="DefaultPlaceholder_-1854013440"/>
                     </w:placeholder>
-                    <w:dataBinding w:prefixMappings="xmlns:ns0='urn:microsoft-dynamics-nav/reports/SVA Import NETS/50025/'" w:xpath="/ns0:NavWordReportXmlPart[1]/ns0:CSV_Buffer[1]/ns0:Account[1]" w:storeItemID="{D0DF5E0F-5CBE-489D-B861-46F6AC9F86D9}"/>
+                    <w:dataBinding w:prefixMappings="xmlns:ns0='urn:microsoft-dynamics-nav/reports/SVA_Import_NETS/50025/'" w:xpath="/ns0:NavWordReportXmlPart[1]/ns0:CSV_Buffer[1]/ns0:Account[1]" w:storeItemID="{D0DF5E0F-5CBE-489D-B861-46F6AC9F86D9}"/>
                     <w:text/>
                   </w:sdtPr>
                   <w:sdtEndPr/>
@@ -251,12 +251,12 @@
                       <w:szCs w:val="20"/>
                     </w:rPr>
                     <w:alias w:val="#Nav: /CSV_Buffer/Name"/>
-                    <w:tag w:val="#Nav: SVA Import NETS/50025"/>
+                    <w:tag w:val="#Nav: SVA_Import_NETS/50025"/>
                     <w:id w:val="318616780"/>
                     <w:placeholder>
                       <w:docPart w:val="DefaultPlaceholder_-1854013440"/>
                     </w:placeholder>
-                    <w:dataBinding w:prefixMappings="xmlns:ns0='urn:microsoft-dynamics-nav/reports/SVA Import NETS/50025/'" w:xpath="/ns0:NavWordReportXmlPart[1]/ns0:CSV_Buffer[1]/ns0:Name[1]" w:storeItemID="{D0DF5E0F-5CBE-489D-B861-46F6AC9F86D9}"/>
+                    <w:dataBinding w:prefixMappings="xmlns:ns0='urn:microsoft-dynamics-nav/reports/SVA_Import_NETS/50025/'" w:xpath="/ns0:NavWordReportXmlPart[1]/ns0:CSV_Buffer[1]/ns0:Name[1]" w:storeItemID="{D0DF5E0F-5CBE-489D-B861-46F6AC9F86D9}"/>
                     <w:text/>
                   </w:sdtPr>
                   <w:sdtEndPr/>
@@ -292,12 +292,12 @@
                       <w:szCs w:val="20"/>
                     </w:rPr>
                     <w:alias w:val="#Nav: /CSV_Buffer/Payment"/>
-                    <w:tag w:val="#Nav: SVA Import NETS/50025"/>
+                    <w:tag w:val="#Nav: SVA_Import_NETS/50025"/>
                     <w:id w:val="1586026967"/>
                     <w:placeholder>
                       <w:docPart w:val="DefaultPlaceholder_-1854013440"/>
                     </w:placeholder>
-                    <w:dataBinding w:prefixMappings="xmlns:ns0='urn:microsoft-dynamics-nav/reports/SVA Import NETS/50025/'" w:xpath="/ns0:NavWordReportXmlPart[1]/ns0:CSV_Buffer[1]/ns0:Payment[1]" w:storeItemID="{D0DF5E0F-5CBE-489D-B861-46F6AC9F86D9}"/>
+                    <w:dataBinding w:prefixMappings="xmlns:ns0='urn:microsoft-dynamics-nav/reports/SVA_Import_NETS/50025/'" w:xpath="/ns0:NavWordReportXmlPart[1]/ns0:CSV_Buffer[1]/ns0:Payment[1]" w:storeItemID="{D0DF5E0F-5CBE-489D-B861-46F6AC9F86D9}"/>
                     <w:text/>
                   </w:sdtPr>
                   <w:sdtEndPr/>
@@ -331,12 +331,12 @@
                       <w:szCs w:val="20"/>
                     </w:rPr>
                     <w:alias w:val="#Nav: /CSV_Buffer/Invoice"/>
-                    <w:tag w:val="#Nav: SVA Import NETS/50025"/>
+                    <w:tag w:val="#Nav: SVA_Import_NETS/50025"/>
                     <w:id w:val="1886455522"/>
                     <w:placeholder>
                       <w:docPart w:val="DefaultPlaceholder_-1854013440"/>
                     </w:placeholder>
-                    <w:dataBinding w:prefixMappings="xmlns:ns0='urn:microsoft-dynamics-nav/reports/SVA Import NETS/50025/'" w:xpath="/ns0:NavWordReportXmlPart[1]/ns0:CSV_Buffer[1]/ns0:Invoice[1]" w:storeItemID="{D0DF5E0F-5CBE-489D-B861-46F6AC9F86D9}"/>
+                    <w:dataBinding w:prefixMappings="xmlns:ns0='urn:microsoft-dynamics-nav/reports/SVA_Import_NETS/50025/'" w:xpath="/ns0:NavWordReportXmlPart[1]/ns0:CSV_Buffer[1]/ns0:Invoice[1]" w:storeItemID="{D0DF5E0F-5CBE-489D-B861-46F6AC9F86D9}"/>
                     <w:text/>
                   </w:sdtPr>
                   <w:sdtEndPr/>
@@ -372,12 +372,12 @@
                       <w:szCs w:val="20"/>
                     </w:rPr>
                     <w:alias w:val="#Nav: /CSV_Buffer/Amount"/>
-                    <w:tag w:val="#Nav: SVA Import NETS/50025"/>
+                    <w:tag w:val="#Nav: SVA_Import_NETS/50025"/>
                     <w:id w:val="1730498490"/>
                     <w:placeholder>
                       <w:docPart w:val="DefaultPlaceholder_-1854013440"/>
                     </w:placeholder>
-                    <w:dataBinding w:prefixMappings="xmlns:ns0='urn:microsoft-dynamics-nav/reports/SVA Import NETS/50025/'" w:xpath="/ns0:NavWordReportXmlPart[1]/ns0:CSV_Buffer[1]/ns0:Amount[1]" w:storeItemID="{D0DF5E0F-5CBE-489D-B861-46F6AC9F86D9}"/>
+                    <w:dataBinding w:prefixMappings="xmlns:ns0='urn:microsoft-dynamics-nav/reports/SVA_Import_NETS/50025/'" w:xpath="/ns0:NavWordReportXmlPart[1]/ns0:CSV_Buffer[1]/ns0:Amount[1]" w:storeItemID="{D0DF5E0F-5CBE-489D-B861-46F6AC9F86D9}"/>
                     <w:text/>
                   </w:sdtPr>
                   <w:sdtEndPr/>
@@ -1759,7 +1759,7 @@
 
 <file path=customXML/item2.xml>��< ? x m l   v e r s i o n = " 1 . 0 "   e n c o d i n g = " u t f - 1 6 " ? >   
- < N a v W o r d R e p o r t X m l P a r t   x m l n s = " u r n : m i c r o s o f t - d y n a m i c s - n a v / r e p o r t s / S V A   I m p o r t   N E T S / 5 0 0 2 5 / " > + < N a v W o r d R e p o r t X m l P a r t   x m l n s = " u r n : m i c r o s o f t - d y n a m i c s - n a v / r e p o r t s / S V A _ I m p o r t _ N E T S / 5 0 0 2 5 / " >   
      < C S V _ B u f f e r >   
